--- a/teaching-pack/14-M10-deterioration-v-noise/KEY-M10-answer-key.docx
+++ b/teaching-pack/14-M10-deterioration-v-noise/KEY-M10-answer-key.docx
@@ -1078,7 +1078,7 @@
           <w:i w:val="0"/>
           <w:sz w:val="20"/>
         </w:rPr>
-        <w:t>All facilitator SAY remains placeholder text until the separate Oli Cloud PASS arrives.</w:t>
+        <w:t>Deck notes and the run-of-day use the revised M10 Cloud-PASS canon SAY.</w:t>
       </w:r>
     </w:p>
     <w:sectPr>
